--- a/Resume/resumevs.docx
+++ b/Resume/resumevs.docx
@@ -476,7 +476,13 @@
         <w:rPr>
           <w:rFonts w:ascii="Times New Roman" w:hAnsi="Times New Roman" w:cs="Times New Roman"/>
         </w:rPr>
-        <w:t>73%</w:t>
+        <w:t>81</w:t>
+      </w:r>
+      <w:r>
+        <w:rPr>
+          <w:rFonts w:ascii="Times New Roman" w:hAnsi="Times New Roman" w:cs="Times New Roman"/>
+        </w:rPr>
+        <w:t>%</w:t>
       </w:r>
     </w:p>
     <w:p>
@@ -701,7 +707,13 @@
         <w:rPr>
           <w:rFonts w:ascii="Times New Roman" w:hAnsi="Times New Roman" w:cs="Times New Roman"/>
         </w:rPr>
-        <w:t>77%</w:t>
+        <w:t>80</w:t>
+      </w:r>
+      <w:r>
+        <w:rPr>
+          <w:rFonts w:ascii="Times New Roman" w:hAnsi="Times New Roman" w:cs="Times New Roman"/>
+        </w:rPr>
+        <w:t>%</w:t>
       </w:r>
     </w:p>
     <w:p>
@@ -944,7 +956,7 @@
         <w:rPr>
           <w:rFonts w:ascii="Times New Roman" w:hAnsi="Times New Roman" w:cs="Times New Roman"/>
         </w:rPr>
-        <w:t>85</w:t>
+        <w:t>88.8</w:t>
       </w:r>
       <w:r>
         <w:rPr>
@@ -1561,7 +1573,19 @@
         <w:rPr>
           <w:rFonts w:ascii="Times New Roman" w:hAnsi="Times New Roman" w:cs="Times New Roman"/>
         </w:rPr>
-        <w:t>, Android Studio.</w:t>
+        <w:t xml:space="preserve">, </w:t>
+      </w:r>
+      <w:r>
+        <w:rPr>
+          <w:rFonts w:ascii="Times New Roman" w:hAnsi="Times New Roman" w:cs="Times New Roman"/>
+        </w:rPr>
+        <w:t xml:space="preserve">visual </w:t>
+      </w:r>
+      <w:r>
+        <w:rPr>
+          <w:rFonts w:ascii="Times New Roman" w:hAnsi="Times New Roman" w:cs="Times New Roman"/>
+        </w:rPr>
+        <w:t>Studio.</w:t>
       </w:r>
       <w:r>
         <w:rPr>
@@ -1719,13 +1743,25 @@
         <w:rPr>
           <w:rFonts w:ascii="Times New Roman" w:hAnsi="Times New Roman" w:cs="Times New Roman"/>
         </w:rPr>
-        <w:t>HTML,CSS,Tailwind,</w:t>
-      </w:r>
-      <w:r>
-        <w:rPr>
-          <w:rFonts w:ascii="Times New Roman" w:hAnsi="Times New Roman" w:cs="Times New Roman"/>
-        </w:rPr>
-        <w:t xml:space="preserve"> Android Studio.</w:t>
+        <w:t>HTML,CSS,Tailwind</w:t>
+      </w:r>
+      <w:r>
+        <w:rPr>
+          <w:rFonts w:ascii="Times New Roman" w:hAnsi="Times New Roman" w:cs="Times New Roman"/>
+        </w:rPr>
+        <w:t xml:space="preserve"> </w:t>
+      </w:r>
+      <w:r>
+        <w:rPr>
+          <w:rFonts w:ascii="Times New Roman" w:hAnsi="Times New Roman" w:cs="Times New Roman"/>
+        </w:rPr>
+        <w:t>,visual Studio.</w:t>
+      </w:r>
+      <w:r>
+        <w:rPr>
+          <w:rFonts w:ascii="Times New Roman" w:hAnsi="Times New Roman" w:cs="Times New Roman"/>
+        </w:rPr>
+        <w:t>.</w:t>
       </w:r>
       <w:r>
         <w:rPr>
@@ -1934,7 +1970,19 @@
         <w:rPr>
           <w:rFonts w:ascii="Times New Roman" w:hAnsi="Times New Roman" w:cs="Times New Roman"/>
         </w:rPr>
-        <w:t>, Android Studio.</w:t>
+        <w:t xml:space="preserve">, </w:t>
+      </w:r>
+      <w:r>
+        <w:rPr>
+          <w:rFonts w:ascii="Times New Roman" w:hAnsi="Times New Roman" w:cs="Times New Roman"/>
+        </w:rPr>
+        <w:t>visual Studio.</w:t>
+      </w:r>
+      <w:r>
+        <w:rPr>
+          <w:rFonts w:ascii="Times New Roman" w:hAnsi="Times New Roman" w:cs="Times New Roman"/>
+        </w:rPr>
+        <w:t>.</w:t>
       </w:r>
       <w:r>
         <w:rPr>
@@ -4927,7 +4975,7 @@
   <a:extraClrSchemeLst/>
   <a:extLst>
     <a:ext uri="{05A4C25C-085E-4340-85A3-A5531E510DB2}">
-      <thm15:themeFamily xmlns:thm15="http://schemas.microsoft.com/office/thememl/2012/main" xmlns="" name="Office Theme" id="{62F939B6-93AF-4DB8-9C6B-D6C7DFDC589F}" vid="{4A3C46E8-61CC-4603-A589-7422A47A8E4A}"/>
+      <thm15:themeFamily xmlns="" xmlns:thm15="http://schemas.microsoft.com/office/thememl/2012/main" name="Office Theme" id="{62F939B6-93AF-4DB8-9C6B-D6C7DFDC589F}" vid="{4A3C46E8-61CC-4603-A589-7422A47A8E4A}"/>
     </a:ext>
   </a:extLst>
 </a:theme>
